--- a/drive_data/10UhJDi-5Y7wnJht-fhKrGrfFphavKTPI/Lidské vlastnosti.docx
+++ b/drive_data/10UhJDi-5Y7wnJht-fhKrGrfFphavKTPI/Lidské vlastnosti.docx
@@ -4,7 +4,7 @@
   <w:body>
     <w:p>
       <w:pPr>
-        <w:pStyle w:val="Heading2"/>
+        <w:pStyle w:val="heading2"/>
         <w:keepNext w:val="0"/>
         <w:keepLines w:val="0"/>
         <w:pBdr>
@@ -273,7 +273,7 @@
     </w:p>
     <w:p>
       <w:pPr>
-        <w:pStyle w:val="Heading2"/>
+        <w:pStyle w:val="heading2"/>
         <w:keepNext w:val="0"/>
         <w:keepLines w:val="0"/>
         <w:pBdr>
@@ -334,7 +334,7 @@
     </w:p>
     <w:p>
       <w:pPr>
-        <w:pStyle w:val="Heading3"/>
+        <w:pStyle w:val="heading3"/>
         <w:keepNext w:val="0"/>
         <w:keepLines w:val="0"/>
         <w:pBdr>
@@ -590,7 +590,7 @@
     </w:p>
     <w:p>
       <w:pPr>
-        <w:pStyle w:val="Heading3"/>
+        <w:pStyle w:val="heading3"/>
         <w:keepNext w:val="0"/>
         <w:keepLines w:val="0"/>
         <w:pBdr>
@@ -807,7 +807,7 @@
     </w:p>
     <w:p>
       <w:pPr>
-        <w:pStyle w:val="Heading3"/>
+        <w:pStyle w:val="heading3"/>
         <w:keepNext w:val="0"/>
         <w:keepLines w:val="0"/>
         <w:pBdr>
@@ -985,7 +985,7 @@
     </w:p>
     <w:p>
       <w:pPr>
-        <w:pStyle w:val="Heading3"/>
+        <w:pStyle w:val="heading3"/>
         <w:keepNext w:val="0"/>
         <w:keepLines w:val="0"/>
         <w:pBdr>
@@ -1163,7 +1163,7 @@
     </w:p>
     <w:p>
       <w:pPr>
-        <w:pStyle w:val="Heading3"/>
+        <w:pStyle w:val="heading3"/>
         <w:keepNext w:val="0"/>
         <w:keepLines w:val="0"/>
         <w:pBdr>
@@ -1380,7 +1380,7 @@
     </w:p>
     <w:p>
       <w:pPr>
-        <w:pStyle w:val="Heading3"/>
+        <w:pStyle w:val="heading3"/>
         <w:keepNext w:val="0"/>
         <w:keepLines w:val="0"/>
         <w:pBdr>
@@ -1636,7 +1636,7 @@
     </w:p>
     <w:p>
       <w:pPr>
-        <w:pStyle w:val="Heading3"/>
+        <w:pStyle w:val="heading3"/>
         <w:keepNext w:val="0"/>
         <w:keepLines w:val="0"/>
         <w:pBdr>
@@ -1921,7 +1921,7 @@
     </w:p>
     <w:p>
       <w:pPr>
-        <w:pStyle w:val="Heading2"/>
+        <w:pStyle w:val="heading2"/>
         <w:keepNext w:val="0"/>
         <w:keepLines w:val="0"/>
         <w:pBdr>
@@ -2134,7 +2134,7 @@
     </w:p>
     <w:p>
       <w:pPr>
-        <w:pStyle w:val="Heading2"/>
+        <w:pStyle w:val="heading2"/>
         <w:keepNext w:val="0"/>
         <w:keepLines w:val="0"/>
         <w:pBdr>

--- a/drive_data/10UhJDi-5Y7wnJht-fhKrGrfFphavKTPI/Lidské vlastnosti.docx
+++ b/drive_data/10UhJDi-5Y7wnJht-fhKrGrfFphavKTPI/Lidské vlastnosti.docx
@@ -4,7 +4,7 @@
   <w:body>
     <w:p>
       <w:pPr>
-        <w:pStyle w:val="heading2"/>
+        <w:pStyle w:val="Heading2"/>
         <w:keepNext w:val="0"/>
         <w:keepLines w:val="0"/>
         <w:pBdr>
@@ -273,7 +273,7 @@
     </w:p>
     <w:p>
       <w:pPr>
-        <w:pStyle w:val="heading2"/>
+        <w:pStyle w:val="Heading2"/>
         <w:keepNext w:val="0"/>
         <w:keepLines w:val="0"/>
         <w:pBdr>
@@ -334,7 +334,7 @@
     </w:p>
     <w:p>
       <w:pPr>
-        <w:pStyle w:val="heading3"/>
+        <w:pStyle w:val="Heading3"/>
         <w:keepNext w:val="0"/>
         <w:keepLines w:val="0"/>
         <w:pBdr>
@@ -590,7 +590,7 @@
     </w:p>
     <w:p>
       <w:pPr>
-        <w:pStyle w:val="heading3"/>
+        <w:pStyle w:val="Heading3"/>
         <w:keepNext w:val="0"/>
         <w:keepLines w:val="0"/>
         <w:pBdr>
@@ -807,7 +807,7 @@
     </w:p>
     <w:p>
       <w:pPr>
-        <w:pStyle w:val="heading3"/>
+        <w:pStyle w:val="Heading3"/>
         <w:keepNext w:val="0"/>
         <w:keepLines w:val="0"/>
         <w:pBdr>
@@ -985,7 +985,7 @@
     </w:p>
     <w:p>
       <w:pPr>
-        <w:pStyle w:val="heading3"/>
+        <w:pStyle w:val="Heading3"/>
         <w:keepNext w:val="0"/>
         <w:keepLines w:val="0"/>
         <w:pBdr>
@@ -1163,7 +1163,7 @@
     </w:p>
     <w:p>
       <w:pPr>
-        <w:pStyle w:val="heading3"/>
+        <w:pStyle w:val="Heading3"/>
         <w:keepNext w:val="0"/>
         <w:keepLines w:val="0"/>
         <w:pBdr>
@@ -1380,7 +1380,7 @@
     </w:p>
     <w:p>
       <w:pPr>
-        <w:pStyle w:val="heading3"/>
+        <w:pStyle w:val="Heading3"/>
         <w:keepNext w:val="0"/>
         <w:keepLines w:val="0"/>
         <w:pBdr>
@@ -1636,7 +1636,7 @@
     </w:p>
     <w:p>
       <w:pPr>
-        <w:pStyle w:val="heading3"/>
+        <w:pStyle w:val="Heading3"/>
         <w:keepNext w:val="0"/>
         <w:keepLines w:val="0"/>
         <w:pBdr>
@@ -1921,7 +1921,7 @@
     </w:p>
     <w:p>
       <w:pPr>
-        <w:pStyle w:val="heading2"/>
+        <w:pStyle w:val="Heading2"/>
         <w:keepNext w:val="0"/>
         <w:keepLines w:val="0"/>
         <w:pBdr>
@@ -2134,7 +2134,7 @@
     </w:p>
     <w:p>
       <w:pPr>
-        <w:pStyle w:val="heading2"/>
+        <w:pStyle w:val="Heading2"/>
         <w:keepNext w:val="0"/>
         <w:keepLines w:val="0"/>
         <w:pBdr>
